--- a/AI大模型在财务场景的应用/项目13_范例_v1.docx
+++ b/AI大模型在财务场景的应用/项目13_范例_v1.docx
@@ -257,6 +257,36 @@
           <w:color w:val="000000"/>
           <w:sz w:val="24"/>
         </w:rPr>
+        <w:t>从财务审核的角度看，三类错误分别触及不同的质量要求。漏票影响完整性，即应当记录的业务是否全部被记录；算错影响准确性，即记录的金额是否与原始凭证和计算过程一致；编造政策影响合规性与真实性，即处理依据是否真实存在、是否适用于本单位。传统审核人员习惯于检查前两项，而大模型带来的新风险主要集中在第三项，因为模型生成的政策说明往往语言规范，容易被当作权威来源。</w:t>
+      </w:r>
+    </w:p>
+    <w:p>
+      <w:pPr>
+        <w:ind w:firstLine="480"/>
+        <w:jc w:val="both"/>
+      </w:pPr>
+      <w:r>
+        <w:rPr>
+          <w:rFonts w:ascii="Times New Roman" w:hAnsi="Times New Roman" w:eastAsia="宋体"/>
+          <w:b w:val="0"/>
+          <w:color w:val="000000"/>
+          <w:sz w:val="24"/>
+        </w:rPr>
+        <w:t>【通识】同一个错误在不同环节的危害并不相同。若在汇总阶段发现，只需修改表格；若在对外公示或付款之后才发现，就可能需要追回款项、更正公告，甚至影响单位的声誉。因此，识别错误的时机也是风险管理的一部分，越早发现，成本越低。</w:t>
+      </w:r>
+    </w:p>
+    <w:p>
+      <w:pPr>
+        <w:ind w:firstLine="480"/>
+        <w:jc w:val="both"/>
+      </w:pPr>
+      <w:r>
+        <w:rPr>
+          <w:rFonts w:ascii="Times New Roman" w:hAnsi="Times New Roman" w:eastAsia="宋体"/>
+          <w:b w:val="0"/>
+          <w:color w:val="000000"/>
+          <w:sz w:val="24"/>
+        </w:rPr>
         <w:t>【通识】之所以把第三类错误称为“编造政策”，是因为大模型在生成文字时，会优先选择训练材料中常见的说法。如果一个说法在大量文本中经常出现，模型就可能把它当作答案说出来，即使它与本单位的制度无关。这种现象在学术上常被称为幻觉，指模型生成了看似合理、却与事实不符的内容。</w:t>
       </w:r>
     </w:p>
@@ -326,6 +356,36 @@
           <w:sz w:val="24"/>
         </w:rPr>
         <w:t>【拓展】温度参数与确定性。许多大模型服务提供温度参数，用于控制输出的随机性。温度较高时，模型更可能选择概率较低的词，回答更具多样性，但也更容易偏离事实；温度较低时，输出更稳定，但并不等于更正确。财务场景中，即使把温度调低，也不能因此认为结果可靠，因为模型仍可能在同样的位置犯同样的错误。真正的保障，来自核对的方法与人工的判断。</w:t>
+      </w:r>
+    </w:p>
+    <w:p>
+      <w:pPr>
+        <w:ind w:firstLine="480"/>
+        <w:jc w:val="both"/>
+      </w:pPr>
+      <w:r>
+        <w:rPr>
+          <w:rFonts w:ascii="Times New Roman" w:hAnsi="Times New Roman" w:eastAsia="宋体"/>
+          <w:b w:val="0"/>
+          <w:color w:val="000000"/>
+          <w:sz w:val="24"/>
+        </w:rPr>
+        <w:t>【拓展】上下文长度与信息遗忘。大模型一次能够处理的文本长度是有限的，这个长度称为上下文窗口，它以词元计量。当一份汇总表和大量票据同时输入时，靠前和靠后的内容都可能得不到同等的关注，因此，把所有票据塞进一次对话，是漏票的高发情形。分批处理、每批固定条数、并逐批核对记录数，是比较稳妥的做法。</w:t>
+      </w:r>
+    </w:p>
+    <w:p>
+      <w:pPr>
+        <w:ind w:firstLine="480"/>
+        <w:jc w:val="both"/>
+      </w:pPr>
+      <w:r>
+        <w:rPr>
+          <w:rFonts w:ascii="Times New Roman" w:hAnsi="Times New Roman" w:eastAsia="宋体"/>
+          <w:b w:val="0"/>
+          <w:color w:val="000000"/>
+          <w:sz w:val="24"/>
+        </w:rPr>
+        <w:t>【通识】训练数据的时效性。大模型的知识来自训练时使用的材料，它不会自动获知单位最近修订的制度。若制度在训练之后发生变化，模型给出的说法就可能已经过时，但语气仍然肯定。因此，涉及制度的问题，应当以当前有效的文本为准，而不是以模型的记忆为准。</w:t>
       </w:r>
     </w:p>
     <w:p>
@@ -780,7 +840,7 @@
             <wp:positionV relativeFrom="paragraph">
               <wp:posOffset>0</wp:posOffset>
             </wp:positionV>
-            <wp:extent cx="5040000" cy="3024000"/>
+            <wp:extent cx="5040000" cy="4032000"/>
             <wp:effectExtent l="0" t="0" r="0" b="0"/>
             <wp:wrapTopAndBottom/>
             <wp:docPr id="3" name="Picture 3"/>
@@ -791,7 +851,7 @@
               <a:graphicData uri="http://schemas.openxmlformats.org/drawingml/2006/picture">
                 <pic:pic>
                   <pic:nvPicPr>
-                    <pic:cNvPr id="0" name="项目13_图13-3_错误类型统计_v1.png"/>
+                    <pic:cNvPr id="0" name="项目13_图13-3_错误成因与检验路径_v1.png"/>
                     <pic:cNvPicPr/>
                   </pic:nvPicPr>
                   <pic:blipFill>
@@ -803,7 +863,7 @@
                   <pic:spPr>
                     <a:xfrm>
                       <a:off x="0" y="0"/>
-                      <a:ext cx="5040000" cy="3024000"/>
+                      <a:ext cx="5040000" cy="4032000"/>
                     </a:xfrm>
                     <a:prstGeom prst="rect"/>
                   </pic:spPr>
@@ -826,7 +886,7 @@
           <w:color w:val="000000"/>
           <w:sz w:val="21"/>
         </w:rPr>
-        <w:t>图13-3 三类错误在20份汇总表中的出现次数（示例数据）</w:t>
+        <w:t>图13-3 三类错误的成因、表现与检验路径</w:t>
       </w:r>
     </w:p>
     <w:p>
@@ -2364,6 +2424,21 @@
     </w:p>
     <w:p>
       <w:pPr>
+        <w:ind w:firstLine="480"/>
+        <w:jc w:val="both"/>
+      </w:pPr>
+      <w:r>
+        <w:rPr>
+          <w:rFonts w:ascii="Times New Roman" w:hAnsi="Times New Roman" w:eastAsia="宋体"/>
+          <w:b w:val="0"/>
+          <w:color w:val="000000"/>
+          <w:sz w:val="24"/>
+        </w:rPr>
+        <w:t>【通识】复核清单本身也需要版本管理。清单应当注明制定日期和依据文件的版本号；制度修订后，清单必须同步修改，并保留旧版，以便追溯某一笔报销当时适用的标准。没有版本的清单，容易在使用中被随意改动，失去作为依据的意义。</w:t>
+      </w:r>
+    </w:p>
+    <w:p>
+      <w:pPr>
         <w:pStyle w:val="Heading3"/>
       </w:pPr>
       <w:r>
@@ -2500,6 +2575,21 @@
           <w:sz w:val="24"/>
         </w:rPr>
         <w:t>【通识】抽查并不意味着只看一部分就可以放心。抽查的目的，是通过样本发现系统性的问题。如果样本中发现了错误，就应当扩大检查范围，而不是只修正样本中的那一条。</w:t>
+      </w:r>
+    </w:p>
+    <w:p>
+      <w:pPr>
+        <w:ind w:firstLine="480"/>
+        <w:jc w:val="both"/>
+      </w:pPr>
+      <w:r>
+        <w:rPr>
+          <w:rFonts w:ascii="Times New Roman" w:hAnsi="Times New Roman" w:eastAsia="宋体"/>
+          <w:b w:val="0"/>
+          <w:color w:val="000000"/>
+          <w:sz w:val="24"/>
+        </w:rPr>
+        <w:t>【通识】复核的独立性同样重要。制作汇总表的人不应当同时担任复核与签字的人，这是内部控制中“不相容岗位相分离”的基本要求。大模型的使用也应遵循这一原则：由大模型生成汇总表的人，应当由另一位人员对照原件复核，并由负责人签字。若两者由同一人兼任，清单的作用就会大打折扣。</w:t>
       </w:r>
     </w:p>
     <w:p>
@@ -3388,6 +3478,21 @@
     </w:p>
     <w:p>
       <w:pPr>
+        <w:ind w:firstLine="480"/>
+        <w:jc w:val="both"/>
+      </w:pPr>
+      <w:r>
+        <w:rPr>
+          <w:rFonts w:ascii="Times New Roman" w:hAnsi="Times New Roman" w:eastAsia="宋体"/>
+          <w:b w:val="0"/>
+          <w:color w:val="000000"/>
+          <w:sz w:val="24"/>
+        </w:rPr>
+        <w:t>【通识】实践中常把数据分为公开、内部、敏感等几个级别，不同级别对应不同的使用范围。例如，已经公示的活动名称属于公开信息；报名表中的手机号属于敏感信息；尚未对外公布的报价与合同条款，则属于内部经营信息。分级的价值在于让人在使用数据之前就知道该怎样处理，而不必每次临时判断。</w:t>
+      </w:r>
+    </w:p>
+    <w:p>
+      <w:pPr>
         <w:pStyle w:val="Heading3"/>
       </w:pPr>
       <w:r>
@@ -3422,6 +3527,36 @@
           <w:sz w:val="24"/>
         </w:rPr>
         <w:t>这三点中，第一条最容易做到，也最容易被忽视。分析客户付款时，通常不需要客户的银行账号；分析活动经费时，通常不需要同学的学号。</w:t>
+      </w:r>
+    </w:p>
+    <w:p>
+      <w:pPr>
+        <w:ind w:firstLine="480"/>
+        <w:jc w:val="both"/>
+      </w:pPr>
+      <w:r>
+        <w:rPr>
+          <w:rFonts w:ascii="Times New Roman" w:hAnsi="Times New Roman" w:eastAsia="宋体"/>
+          <w:b w:val="0"/>
+          <w:color w:val="000000"/>
+          <w:sz w:val="24"/>
+        </w:rPr>
+        <w:t>【通识】知情范围与留痕往往是制度落实的难点。一份数据在共享之前，应当明确接收人、用途和有效期；导出之后，应当记录导出人、时间、字段和去向。留痕的作用不是为了追究个人，而是当数据发生泄露时，能够迅速判断影响范围，并采取补救措施。</w:t>
+      </w:r>
+    </w:p>
+    <w:p>
+      <w:pPr>
+        <w:ind w:firstLine="480"/>
+        <w:jc w:val="both"/>
+      </w:pPr>
+      <w:r>
+        <w:rPr>
+          <w:rFonts w:ascii="Times New Roman" w:hAnsi="Times New Roman" w:eastAsia="宋体"/>
+          <w:b w:val="0"/>
+          <w:color w:val="000000"/>
+          <w:sz w:val="24"/>
+        </w:rPr>
+        <w:t>【拓展】去标识化与匿名化。去标识化是指删除或替换直接标识信息（如姓名、学号），但仍保留通过其他信息重新识别的可能，因此去标识化后的数据仍属于需要保护的数据。匿名化则要求经过处理后，数据无法被合理地识别为某个特定的人，且无法复原。二者的保护要求不同：前者只能降低风险，后者才能真正解除使用限制。在将数据交给大模型之前，多数场景只能做到去标识化，因此仍需遵守前述三条底线。</w:t>
       </w:r>
     </w:p>
     <w:p>

--- a/AI大模型在财务场景的应用/项目13_范例_v1.docx
+++ b/AI大模型在财务场景的应用/项目13_范例_v1.docx
@@ -125,7 +125,7 @@
           <w:color w:val="000000"/>
           <w:sz w:val="24"/>
         </w:rPr>
-        <w:t>期末，星空读书会要向全体社员公布一学期的活动报销汇总。财务干事林晓把二十张票据和报销单交给大模型，请它整理成汇总表。结果汇总表看起来很整齐：合计数字精确到分，还附上了一段说明，写着“社团报销须经校领导逐笔审批”。林晓觉得这句话有些陌生，翻遍学院的文件，也找不到这条规定。另外，她数了一下，汇总表里只有十九条记录，少了一张场地收据。</w:t>
+        <w:t>期末，星空读书会要向全体社员公布一学期的活动报销汇总。财务干事小何把二十张票据和报销单交给大模型，请它整理成汇总表。结果汇总表看起来很整齐：合计数字精确到分，还附上了一段说明，写着“社团报销须经校领导逐笔审批”。小何觉得这句话有些陌生，翻遍学院的文件，也找不到这条规定。另外，她数了一下，汇总表里只有十九条记录，少了一张场地收据。</w:t>
       </w:r>
     </w:p>
     <w:p>
@@ -909,7 +909,7 @@
           <w:color w:val="000000"/>
           <w:sz w:val="24"/>
         </w:rPr>
-        <w:t>大模型可以在一定程度上帮助检查自己的输出，但这种自检只能作为辅助，不能代替人工核对。林晓使用的提示词是：“请先逐张列出票据编号，再统计记录数，然后说明合计的计算过程。如果你提到任何制度规定，请给出条款编号和原文；如果找不到原文，请写‘未核实’。”</w:t>
+        <w:t>大模型可以在一定程度上帮助检查自己的输出，但这种自检只能作为辅助，不能代替人工核对。小何使用的提示词是：“请先逐张列出票据编号，再统计记录数，然后说明合计的计算过程。如果你提到任何制度规定，请给出条款编号和原文；如果找不到原文，请写‘未核实’。”</w:t>
       </w:r>
     </w:p>
     <w:p>
@@ -924,7 +924,7 @@
           <w:color w:val="000000"/>
           <w:sz w:val="24"/>
         </w:rPr>
-        <w:t>大模型的新回复中，票据编号列出了十九个，但其中第十七个的编号与原票不符；合计数字与前一次相同，计算过程却没有逐项列出；关于校领导审批的说明被改写为“未在提供的材料中找到依据”。林晓据此得出结论：第一次的“整齐”是假象，模型的自检也只能发现部分问题。她把第十七张票据与原件核对后，修正了编号，并重新用表格公式计算了合计。</w:t>
+        <w:t>大模型的新回复中，票据编号列出了十九个，但其中第十七个的编号与原票不符；合计数字与前一次相同，计算过程却没有逐项列出；关于校领导审批的说明被改写为“未在提供的材料中找到依据”。小何据此得出结论：第一次的“整齐”是假象，模型的自检也只能发现部分问题。她把第十七张票据与原件核对后，修正了编号，并重新用表格公式计算了合计。</w:t>
       </w:r>
     </w:p>
     <w:p>
@@ -977,7 +977,7 @@
           <w:color w:val="000000"/>
           <w:sz w:val="24"/>
         </w:rPr>
-        <w:t>林晓补录了漏掉的场地收据，用公式复算了合计，并把校领导审批的说法从汇总表中删去。她在问题清单中记录了三项内容：漏票一张、编号错误一处、政策说明一条。这份清单后来成为社团复核的依据，也让社员们知道，汇总表的每一项都有据可查。</w:t>
+        <w:t>小何补录了漏掉的场地收据，用公式复算了合计，并把校领导审批的说法从汇总表中删去。她在问题清单中记录了三项内容：漏票一张、编号错误一处、政策说明一条。这份清单后来成为社团复核的依据，也让社员们知道，汇总表的每一项都有据可查。</w:t>
       </w:r>
     </w:p>
     <w:p>
@@ -1173,7 +1173,7 @@
                 <w:color w:val="000000"/>
                 <w:sz w:val="21"/>
               </w:rPr>
-              <w:t>林晓的汇总表在公布前被社团负责人看到，负责人问她：“这个说法既然是大模型写的，是不是可以直接用？”林晓回答：“它说得很肯定，但我们不能因为它肯定，就告诉社员一条不存在的规定。我们公布的每一句话，都要有依据。”</w:t>
+              <w:t>小何的汇总表在公布前被社团负责人看到，负责人问她：“这个说法既然是大模型写的，是不是可以直接用？”小何回答：“它说得很肯定，但我们不能因为它肯定，就告诉社员一条不存在的规定。我们公布的每一句话，都要有依据。”</w:t>
             </w:r>
           </w:p>
           <w:p>
@@ -1638,7 +1638,7 @@
           <w:color w:val="000000"/>
           <w:sz w:val="24"/>
         </w:rPr>
-        <w:t>社团负责人在看到林晓的问题清单后，提出一个想法：以后每次汇总之前，都应有一张固定的复核清单，逐项检查，而不是每次都靠记忆。林晓和他一起讨论，决定把三类错误分别对应到清单的检查项上。</w:t>
+        <w:t>社团负责人在看到小何的问题清单后，提出一个想法：以后每次汇总之前，都应有一张固定的复核清单，逐项检查，而不是每次都靠记忆。小何和他一起讨论，决定把三类错误分别对应到清单的检查项上。</w:t>
       </w:r>
     </w:p>
     <w:p>
@@ -2680,7 +2680,7 @@
           <w:color w:val="000000"/>
           <w:sz w:val="24"/>
         </w:rPr>
-        <w:t>林晓与社团负责人一起编制了一张包含八项内容的复核清单，每项都注明了依据。此后的两次汇总，都按照清单逐项复核。第二次复核时，清单发现了一处金额差异：一位社员的交通费被重复填写。由于金额对账这一项不通过，团队及时查出了问题，避免了重复报销。</w:t>
+        <w:t>小何与社团负责人一起编制了一张包含八项内容的复核清单，每项都注明了依据。此后的两次汇总，都按照清单逐项复核。第二次复核时，清单发现了一处金额差异：一位社员的交通费被重复填写。由于金额对账这一项不通过，团队及时查出了问题，避免了重复报销。</w:t>
       </w:r>
     </w:p>
     <w:p>
@@ -2876,7 +2876,7 @@
                 <w:color w:val="000000"/>
                 <w:sz w:val="21"/>
               </w:rPr>
-              <w:t>社团的一位骨干曾经觉得，汇总表由大模型整理，不必逐张核对。林晓没有附和。她在清单上写明：“金额对账，每次必做。”她说：“我们做的是给社员看的账。清单不是为了防备谁，而是为了防备我们自己的疏忽。”</w:t>
+              <w:t>社团的一位骨干曾经觉得，汇总表由大模型整理，不必逐张核对。小何没有附和。她在清单上写明：“金额对账，每次必做。”她说：“我们做的是给社员看的账。清单不是为了防备谁，而是为了防备我们自己的疏忽。”</w:t>
             </w:r>
           </w:p>
           <w:p>
@@ -3341,7 +3341,7 @@
           <w:color w:val="000000"/>
           <w:sz w:val="24"/>
         </w:rPr>
-        <w:t>星空读书会准备在期末公布活动经费明细。财务干事小林把报名表和报销单合并成一张表格，表中有同学的姓名、学号、手机号，还有几位同学的报销地点和时间。她想让大模型帮忙整理成可以公示的版本，但在复制之前，她停下来想了想：这些信息能不能交给一个她无法控制的工具？</w:t>
+        <w:t>星空读书会准备在期末公布活动经费明细。财务干事小何把报名表和报销单合并成一张表格，表中有同学的姓名、学号、手机号，还有几位同学的报销地点和时间。她想让大模型帮忙整理成可以公示的版本，但在复制之前，她停下来想了想：这些信息能不能交给一个她无法控制的工具？</w:t>
       </w:r>
     </w:p>
     <w:p>
@@ -4175,7 +4175,7 @@
           <w:color w:val="000000"/>
           <w:sz w:val="24"/>
         </w:rPr>
-        <w:t>小林删去了手机号和学号，把姓名替换为“成员A、成员B”，并把对照表保存在只有自己能访问的文件夹中。大模型提醒她，“活动地点加日期加金额”的组合可能指向某位同学。于是她把日期改为“某周”，把金额改为区间，再提交给社团负责人审核。</w:t>
+        <w:t>小何删去了手机号和学号，把姓名替换为“成员A、成员B”，并把对照表保存在只有自己能访问的文件夹中。大模型提醒她，“活动地点加日期加金额”的组合可能指向某位同学。于是她把日期改为“某周”，把金额改为区间，再提交给社团负责人审核。</w:t>
       </w:r>
     </w:p>
     <w:p>

--- a/AI大模型在财务场景的应用/项目13_范例_v1.docx
+++ b/AI大模型在财务场景的应用/项目13_范例_v1.docx
@@ -7107,10 +7107,11 @@
     <w:rsid w:val="00FC693F"/>
     <w:pPr>
       <w:spacing w:lineRule="exact" w:line="400" w:before="0" w:after="0"/>
+      <w:ind w:firstLine="480"/>
     </w:pPr>
     <w:rPr>
-      <w:rFonts w:ascii="Times New Roman" w:hAnsi="Times New Roman" w:eastAsia="宋体"/>
-      <w:color w:val="000000"/>
+      <w:rFonts w:ascii="Times New Roman" w:hAnsi="Times New Roman" w:eastAsia="宋体" w:cs="Times New Roman"/>
+      <w:b w:val="0"/>
       <w:sz w:val="24"/>
     </w:rPr>
   </w:style>
@@ -7169,16 +7170,16 @@
     <w:pPr>
       <w:keepNext/>
       <w:keepLines/>
-      <w:spacing w:before="240" w:after="120" w:lineRule="exact" w:line="400"/>
+      <w:spacing w:before="240" w:after="120" w:lineRule="exact" w:line="480"/>
+      <w:ind w:firstLine="0"/>
       <w:jc w:val="center"/>
       <w:outlineLvl w:val="0"/>
     </w:pPr>
     <w:rPr>
-      <w:rFonts w:asciiTheme="majorHAnsi" w:eastAsiaTheme="majorEastAsia" w:hAnsiTheme="majorHAnsi" w:cstheme="majorBidi" w:ascii="Times New Roman" w:hAnsi="Times New Roman" w:eastAsia="黑体"/>
-      <w:b w:val="0"/>
+      <w:rFonts w:asciiTheme="majorHAnsi" w:eastAsiaTheme="majorEastAsia" w:hAnsiTheme="majorHAnsi" w:cstheme="majorBidi" w:ascii="Times New Roman" w:hAnsi="Times New Roman" w:eastAsia="黑体" w:cs="Times New Roman"/>
+      <w:b/>
       <w:bCs/>
       <w:i w:val="0"/>
-      <w:color w:val="000000"/>
       <w:sz w:val="32"/>
       <w:szCs w:val="28"/>
     </w:rPr>
@@ -7195,16 +7196,16 @@
     <w:pPr>
       <w:keepNext/>
       <w:keepLines/>
-      <w:spacing w:before="240" w:after="120" w:lineRule="exact" w:line="400"/>
+      <w:spacing w:before="240" w:after="120" w:lineRule="exact" w:line="480"/>
+      <w:ind w:firstLine="0"/>
       <w:jc w:val="left"/>
       <w:outlineLvl w:val="1"/>
     </w:pPr>
     <w:rPr>
-      <w:rFonts w:asciiTheme="majorHAnsi" w:eastAsiaTheme="majorEastAsia" w:hAnsiTheme="majorHAnsi" w:cstheme="majorBidi" w:ascii="Times New Roman" w:hAnsi="Times New Roman" w:eastAsia="黑体"/>
-      <w:b w:val="0"/>
+      <w:rFonts w:asciiTheme="majorHAnsi" w:eastAsiaTheme="majorEastAsia" w:hAnsiTheme="majorHAnsi" w:cstheme="majorBidi" w:ascii="Times New Roman" w:hAnsi="Times New Roman" w:eastAsia="黑体" w:cs="Times New Roman"/>
+      <w:b/>
       <w:bCs/>
       <w:i w:val="0"/>
-      <w:color w:val="000000"/>
       <w:sz w:val="28"/>
       <w:szCs w:val="26"/>
     </w:rPr>
@@ -7221,16 +7222,16 @@
     <w:pPr>
       <w:keepNext/>
       <w:keepLines/>
-      <w:spacing w:before="120" w:after="120" w:lineRule="exact" w:line="400"/>
+      <w:spacing w:before="240" w:after="120" w:lineRule="exact" w:line="480"/>
+      <w:ind w:firstLine="0"/>
       <w:jc w:val="left"/>
       <w:outlineLvl w:val="2"/>
     </w:pPr>
     <w:rPr>
-      <w:rFonts w:asciiTheme="majorHAnsi" w:eastAsiaTheme="majorEastAsia" w:hAnsiTheme="majorHAnsi" w:cstheme="majorBidi" w:ascii="Times New Roman" w:hAnsi="Times New Roman" w:eastAsia="黑体"/>
+      <w:rFonts w:asciiTheme="majorHAnsi" w:eastAsiaTheme="majorEastAsia" w:hAnsiTheme="majorHAnsi" w:cstheme="majorBidi" w:ascii="Times New Roman" w:hAnsi="Times New Roman" w:eastAsia="黑体" w:cs="Times New Roman"/>
       <w:b/>
       <w:bCs/>
       <w:i w:val="0"/>
-      <w:color w:val="000000"/>
       <w:sz w:val="24"/>
     </w:rPr>
   </w:style>

--- a/AI大模型在财务场景的应用/项目13_范例_v1.docx
+++ b/AI大模型在财务场景的应用/项目13_范例_v1.docx
@@ -4205,7 +4205,7 @@
           <w:color w:val="000000"/>
           <w:sz w:val="24"/>
         </w:rPr>
-        <w:t>孙悦先把客户名称替换为“客户A”，删去银行账号，再交给大模型分析。陈静要求他在共享前检查两件事：导出是否有记录，对照表是否单独保存。孙悦发现，对照表和分析表被他放在了同一个共享文件夹里，于是马上移走。</w:t>
+        <w:t>孙悦先把客户名称替换为“客户A”，删去银行账号，再交给大模型分析。陈静要求她在共享前检查两件事：导出是否有记录，对照表是否单独保存。孙悦发现，对照表和分析表被同事放在了同一个共享文件夹里，于是马上移走。</w:t>
       </w:r>
     </w:p>
     <w:p>

--- a/AI大模型在财务场景的应用/项目13_范例_v1.docx
+++ b/AI大模型在财务场景的应用/项目13_范例_v1.docx
@@ -6711,6 +6711,380 @@
         <w:ind w:firstLine="0"/>
       </w:pPr>
     </w:p>
+    <w:p>
+      <w:pPr>
+        <w:pStyle w:val="Heading2"/>
+      </w:pPr>
+      <w:r>
+        <w:t xml:space="preserve">模块四小结</w:t>
+      </w:r>
+    </w:p>
+    <w:p>
+      <w:r>
+        <w:t xml:space="preserve">模块四围绕“报销与审核”展开，从制度的整理、知识库的建立，到财务智能体的设计，再到结果风险与人工复核，形成了一条完整的链条：先把制度和规则整理清楚，再让工具在规则之内工作，最后用测试与复核检验结果。三个项目的共同主线是：工具可以加快工作，但规则、依据与责任必须由人掌握。</w:t>
+      </w:r>
+    </w:p>
+    <w:p>
+      <w:pPr>
+        <w:keepNext/>
+        <w:ind w:firstLine="0"/>
+        <w:jc w:val="center"/>
+      </w:pPr>
+      <w:r>
+        <w:rPr>
+          <w:rFonts w:ascii="Times New Roman" w:hAnsi="Times New Roman" w:eastAsia="黑体" w:cs="Times New Roman"/>
+          <w:sz w:val="21"/>
+        </w:rPr>
+        <w:t xml:space="preserve">表13-9 模块四三个项目的核心内容</w:t>
+      </w:r>
+    </w:p>
+    <w:tbl>
+      <w:tblPr>
+        <w:tblStyle w:val="TableGrid"/>
+        <w:tblW w:type="auto" w:w="0"/>
+        <w:jc w:val="center"/>
+        <w:tblLook w:firstColumn="1" w:firstRow="1" w:lastColumn="0" w:lastRow="0" w:noHBand="0" w:noVBand="1" w:val="04A0"/>
+      </w:tblPr>
+      <w:tblGrid>
+        <w:gridCol w:w="2100"/>
+        <w:gridCol w:w="2100"/>
+        <w:gridCol w:w="2400"/>
+        <w:gridCol w:w="1712"/>
+      </w:tblGrid>
+      <w:tr>
+        <w:trPr>
+          <w:tblHeader/>
+        </w:trPr>
+        <w:tc>
+          <w:tcPr>
+            <w:tcW w:type="dxa" w:w="2100"/>
+            <w:shd w:val="clear" w:color="auto" w:fill="EDEDED"/>
+          </w:tcPr>
+          <w:p>
+            <w:pPr>
+              <w:spacing w:line="240" w:lineRule="auto"/>
+              <w:ind w:firstLine="0"/>
+              <w:jc w:val="center"/>
+            </w:pPr>
+            <w:r>
+              <w:rPr>
+                <w:rFonts w:ascii="Times New Roman" w:hAnsi="Times New Roman" w:eastAsia="宋体" w:cs="Times New Roman"/>
+                <w:b/>
+                <w:sz w:val="21"/>
+              </w:rPr>
+              <w:t xml:space="preserve">项目</w:t>
+            </w:r>
+          </w:p>
+        </w:tc>
+        <w:tc>
+          <w:tcPr>
+            <w:tcW w:type="dxa" w:w="2100"/>
+            <w:shd w:val="clear" w:color="auto" w:fill="EDEDED"/>
+          </w:tcPr>
+          <w:p>
+            <w:pPr>
+              <w:spacing w:line="240" w:lineRule="auto"/>
+              <w:ind w:firstLine="0"/>
+              <w:jc w:val="center"/>
+            </w:pPr>
+            <w:r>
+              <w:rPr>
+                <w:rFonts w:ascii="Times New Roman" w:hAnsi="Times New Roman" w:eastAsia="宋体" w:cs="Times New Roman"/>
+                <w:b/>
+                <w:sz w:val="21"/>
+              </w:rPr>
+              <w:t xml:space="preserve">核心问题</w:t>
+            </w:r>
+          </w:p>
+        </w:tc>
+        <w:tc>
+          <w:tcPr>
+            <w:tcW w:type="dxa" w:w="2400"/>
+            <w:shd w:val="clear" w:color="auto" w:fill="EDEDED"/>
+          </w:tcPr>
+          <w:p>
+            <w:pPr>
+              <w:spacing w:line="240" w:lineRule="auto"/>
+              <w:ind w:firstLine="0"/>
+              <w:jc w:val="center"/>
+            </w:pPr>
+            <w:r>
+              <w:rPr>
+                <w:rFonts w:ascii="Times New Roman" w:hAnsi="Times New Roman" w:eastAsia="宋体" w:cs="Times New Roman"/>
+                <w:b/>
+                <w:sz w:val="21"/>
+              </w:rPr>
+              <w:t xml:space="preserve">关键方法</w:t>
+            </w:r>
+          </w:p>
+        </w:tc>
+        <w:tc>
+          <w:tcPr>
+            <w:tcW w:type="dxa" w:w="1712"/>
+            <w:shd w:val="clear" w:color="auto" w:fill="EDEDED"/>
+          </w:tcPr>
+          <w:p>
+            <w:pPr>
+              <w:spacing w:line="240" w:lineRule="auto"/>
+              <w:ind w:firstLine="0"/>
+              <w:jc w:val="center"/>
+            </w:pPr>
+            <w:r>
+              <w:rPr>
+                <w:rFonts w:ascii="Times New Roman" w:hAnsi="Times New Roman" w:eastAsia="宋体" w:cs="Times New Roman"/>
+                <w:b/>
+                <w:sz w:val="21"/>
+              </w:rPr>
+              <w:t xml:space="preserve">需要守住的底线</w:t>
+            </w:r>
+          </w:p>
+        </w:tc>
+      </w:tr>
+      <w:tr>
+        <w:tc>
+          <w:tcPr>
+            <w:tcW w:type="dxa" w:w="2100"/>
+          </w:tcPr>
+          <w:p>
+            <w:pPr>
+              <w:spacing w:line="240" w:lineRule="auto"/>
+              <w:ind w:firstLine="0"/>
+              <w:jc w:val="left"/>
+            </w:pPr>
+            <w:r>
+              <w:rPr>
+                <w:rFonts w:ascii="Times New Roman" w:hAnsi="Times New Roman" w:eastAsia="宋体" w:cs="Times New Roman"/>
+                <w:sz w:val="21"/>
+              </w:rPr>
+              <w:t xml:space="preserve">项目11 财务知识库的建立</w:t>
+            </w:r>
+          </w:p>
+        </w:tc>
+        <w:tc>
+          <w:tcPr>
+            <w:tcW w:type="dxa" w:w="2100"/>
+          </w:tcPr>
+          <w:p>
+            <w:pPr>
+              <w:spacing w:line="240" w:lineRule="auto"/>
+              <w:ind w:firstLine="0"/>
+              <w:jc w:val="left"/>
+            </w:pPr>
+            <w:r>
+              <w:rPr>
+                <w:rFonts w:ascii="Times New Roman" w:hAnsi="Times New Roman" w:eastAsia="宋体" w:cs="Times New Roman"/>
+                <w:sz w:val="21"/>
+              </w:rPr>
+              <w:t xml:space="preserve">制度文件如何变成可检索的知识</w:t>
+            </w:r>
+          </w:p>
+        </w:tc>
+        <w:tc>
+          <w:tcPr>
+            <w:tcW w:type="dxa" w:w="2400"/>
+          </w:tcPr>
+          <w:p>
+            <w:pPr>
+              <w:spacing w:line="240" w:lineRule="auto"/>
+              <w:ind w:firstLine="0"/>
+              <w:jc w:val="left"/>
+            </w:pPr>
+            <w:r>
+              <w:rPr>
+                <w:rFonts w:ascii="Times New Roman" w:hAnsi="Times New Roman" w:eastAsia="宋体" w:cs="Times New Roman"/>
+                <w:sz w:val="21"/>
+              </w:rPr>
+              <w:t xml:space="preserve">按条款拆分，保留原文与版本，测试检验</w:t>
+            </w:r>
+          </w:p>
+        </w:tc>
+        <w:tc>
+          <w:tcPr>
+            <w:tcW w:type="dxa" w:w="1712"/>
+          </w:tcPr>
+          <w:p>
+            <w:pPr>
+              <w:spacing w:line="240" w:lineRule="auto"/>
+              <w:ind w:firstLine="0"/>
+              <w:jc w:val="left"/>
+            </w:pPr>
+            <w:r>
+              <w:rPr>
+                <w:rFonts w:ascii="Times New Roman" w:hAnsi="Times New Roman" w:eastAsia="宋体" w:cs="Times New Roman"/>
+                <w:sz w:val="21"/>
+              </w:rPr>
+              <w:t xml:space="preserve">不改写原文，不保留已废止版本</w:t>
+            </w:r>
+          </w:p>
+        </w:tc>
+      </w:tr>
+      <w:tr>
+        <w:tc>
+          <w:tcPr>
+            <w:tcW w:type="dxa" w:w="2100"/>
+          </w:tcPr>
+          <w:p>
+            <w:pPr>
+              <w:spacing w:line="240" w:lineRule="auto"/>
+              <w:ind w:firstLine="0"/>
+              <w:jc w:val="left"/>
+            </w:pPr>
+            <w:r>
+              <w:rPr>
+                <w:rFonts w:ascii="Times New Roman" w:hAnsi="Times New Roman" w:eastAsia="宋体" w:cs="Times New Roman"/>
+                <w:sz w:val="21"/>
+              </w:rPr>
+              <w:t xml:space="preserve">项目12 财务智能体的设计</w:t>
+            </w:r>
+          </w:p>
+        </w:tc>
+        <w:tc>
+          <w:tcPr>
+            <w:tcW w:type="dxa" w:w="2100"/>
+          </w:tcPr>
+          <w:p>
+            <w:pPr>
+              <w:spacing w:line="240" w:lineRule="auto"/>
+              <w:ind w:firstLine="0"/>
+              <w:jc w:val="left"/>
+            </w:pPr>
+            <w:r>
+              <w:rPr>
+                <w:rFonts w:ascii="Times New Roman" w:hAnsi="Times New Roman" w:eastAsia="宋体" w:cs="Times New Roman"/>
+                <w:sz w:val="21"/>
+              </w:rPr>
+              <w:t xml:space="preserve">智能助手如何完成审核工作</w:t>
+            </w:r>
+          </w:p>
+        </w:tc>
+        <w:tc>
+          <w:tcPr>
+            <w:tcW w:type="dxa" w:w="2400"/>
+          </w:tcPr>
+          <w:p>
+            <w:pPr>
+              <w:spacing w:line="240" w:lineRule="auto"/>
+              <w:ind w:firstLine="0"/>
+              <w:jc w:val="left"/>
+            </w:pPr>
+            <w:r>
+              <w:rPr>
+                <w:rFonts w:ascii="Times New Roman" w:hAnsi="Times New Roman" w:eastAsia="宋体" w:cs="Times New Roman"/>
+                <w:sz w:val="21"/>
+              </w:rPr>
+              <w:t xml:space="preserve">明确任务边界，接入知识库与计算工具，人工抽检</w:t>
+            </w:r>
+          </w:p>
+        </w:tc>
+        <w:tc>
+          <w:tcPr>
+            <w:tcW w:type="dxa" w:w="1712"/>
+          </w:tcPr>
+          <w:p>
+            <w:pPr>
+              <w:spacing w:line="240" w:lineRule="auto"/>
+              <w:ind w:firstLine="0"/>
+              <w:jc w:val="left"/>
+            </w:pPr>
+            <w:r>
+              <w:rPr>
+                <w:rFonts w:ascii="Times New Roman" w:hAnsi="Times New Roman" w:eastAsia="宋体" w:cs="Times New Roman"/>
+                <w:sz w:val="21"/>
+              </w:rPr>
+              <w:t xml:space="preserve">超标判断由人确认，不让助手直接通过</w:t>
+            </w:r>
+          </w:p>
+        </w:tc>
+      </w:tr>
+      <w:tr>
+        <w:tc>
+          <w:tcPr>
+            <w:tcW w:type="dxa" w:w="2100"/>
+          </w:tcPr>
+          <w:p>
+            <w:pPr>
+              <w:spacing w:line="240" w:lineRule="auto"/>
+              <w:ind w:firstLine="0"/>
+              <w:jc w:val="left"/>
+            </w:pPr>
+            <w:r>
+              <w:rPr>
+                <w:rFonts w:ascii="Times New Roman" w:hAnsi="Times New Roman" w:eastAsia="宋体" w:cs="Times New Roman"/>
+                <w:sz w:val="21"/>
+              </w:rPr>
+              <w:t xml:space="preserve">项目13 结果风险与人工复核</w:t>
+            </w:r>
+          </w:p>
+        </w:tc>
+        <w:tc>
+          <w:tcPr>
+            <w:tcW w:type="dxa" w:w="2100"/>
+          </w:tcPr>
+          <w:p>
+            <w:pPr>
+              <w:spacing w:line="240" w:lineRule="auto"/>
+              <w:ind w:firstLine="0"/>
+              <w:jc w:val="left"/>
+            </w:pPr>
+            <w:r>
+              <w:rPr>
+                <w:rFonts w:ascii="Times New Roman" w:hAnsi="Times New Roman" w:eastAsia="宋体" w:cs="Times New Roman"/>
+                <w:sz w:val="21"/>
+              </w:rPr>
+              <w:t xml:space="preserve">AI结果可能在哪里出错，如何复核</w:t>
+            </w:r>
+          </w:p>
+        </w:tc>
+        <w:tc>
+          <w:tcPr>
+            <w:tcW w:type="dxa" w:w="2400"/>
+          </w:tcPr>
+          <w:p>
+            <w:pPr>
+              <w:spacing w:line="240" w:lineRule="auto"/>
+              <w:ind w:firstLine="0"/>
+              <w:jc w:val="left"/>
+            </w:pPr>
+            <w:r>
+              <w:rPr>
+                <w:rFonts w:ascii="Times New Roman" w:hAnsi="Times New Roman" w:eastAsia="宋体" w:cs="Times New Roman"/>
+                <w:sz w:val="21"/>
+              </w:rPr>
+              <w:t xml:space="preserve">识别漏票、算错与编造政策，设置复核清单</w:t>
+            </w:r>
+          </w:p>
+        </w:tc>
+        <w:tc>
+          <w:tcPr>
+            <w:tcW w:type="dxa" w:w="1712"/>
+          </w:tcPr>
+          <w:p>
+            <w:pPr>
+              <w:spacing w:line="240" w:lineRule="auto"/>
+              <w:ind w:firstLine="0"/>
+              <w:jc w:val="left"/>
+            </w:pPr>
+            <w:r>
+              <w:rPr>
+                <w:rFonts w:ascii="Times New Roman" w:hAnsi="Times New Roman" w:eastAsia="宋体" w:cs="Times New Roman"/>
+                <w:sz w:val="21"/>
+              </w:rPr>
+              <w:t xml:space="preserve">保密与脱敏先行，复核有记录</w:t>
+            </w:r>
+          </w:p>
+        </w:tc>
+      </w:tr>
+    </w:tbl>
+    <w:p>
+      <w:pPr>
+        <w:ind w:firstLine="0"/>
+      </w:pPr>
+    </w:p>
+    <w:p>
+      <w:r>
+        <w:t xml:space="preserve">学完本模块后，应当能够回答三个问题：这份制度是哪一版，依据在哪一条；这个结论是谁得出的，如何核对；如果结果出错，由谁负责纠正。能够清楚回答这三个问题，才算真正掌握了财务场景中使用大模型的基本能力。</w:t>
+      </w:r>
+    </w:p>
     <w:sectPr>
       <w:footerReference w:type="default" r:id="rId9"/>
       <w:pgSz w:w="11906" w:h="16838"/>
